--- a/Declaración IA/2026_20_marzo 23_Declaración de Uso de Herramientas de Inteligencia Artificial (1).docx
+++ b/Declaración IA/2026_20_marzo 23_Declaración de Uso de Herramientas de Inteligencia Artificial (1).docx
@@ -167,7 +167,13 @@
         <w:ind w:hanging="240"/>
       </w:pPr>
       <w:r>
-        <w:t xml:space="preserve">Nombre de la actividad: Informe 3 </w:t>
+        <w:t xml:space="preserve">Nombre de la actividad: Informe </w:t>
+      </w:r>
+      <w:r>
+        <w:t>6</w:t>
+      </w:r>
+      <w:r>
+        <w:t xml:space="preserve"> </w:t>
       </w:r>
     </w:p>
     <w:p>
@@ -179,7 +185,19 @@
         <w:ind w:hanging="240"/>
       </w:pPr>
       <w:r>
-        <w:t xml:space="preserve">Fecha de entrega: 07/05/2026 </w:t>
+        <w:t xml:space="preserve">Fecha de entrega: </w:t>
+      </w:r>
+      <w:r>
+        <w:t>21</w:t>
+      </w:r>
+      <w:r>
+        <w:t>/0</w:t>
+      </w:r>
+      <w:r>
+        <w:t>6</w:t>
+      </w:r>
+      <w:r>
+        <w:t xml:space="preserve">/2026 </w:t>
       </w:r>
     </w:p>
     <w:p>
@@ -191,15 +209,7 @@
         <w:ind w:hanging="240"/>
       </w:pPr>
       <w:r>
-        <w:t xml:space="preserve">Nombre(s) de(los) estudiante(s): Bernardo </w:t>
-      </w:r>
-      <w:proofErr w:type="spellStart"/>
-      <w:r>
-        <w:t>Caprile</w:t>
-      </w:r>
-      <w:proofErr w:type="spellEnd"/>
-      <w:r>
-        <w:t xml:space="preserve">, Pedro Valenzuela, Felipe Vicencio y Lukas Wolff </w:t>
+        <w:t xml:space="preserve">Nombre(s) de(los) estudiante(s): Bernardo Caprile, Pedro Valenzuela, Felipe Vicencio y Lukas Wolff </w:t>
       </w:r>
     </w:p>
     <w:p>
@@ -221,24 +231,13 @@
         <w:ind w:hanging="149"/>
       </w:pPr>
       <w:r>
-        <w:t xml:space="preserve">Declaración sobre uso de </w:t>
-      </w:r>
-      <w:proofErr w:type="gramStart"/>
-      <w:r>
-        <w:t>IA</w:t>
+        <w:t>Declaración sobre uso de IA</w:t>
       </w:r>
       <w:r>
         <w:rPr>
           <w:i/>
         </w:rPr>
-        <w:t>(</w:t>
-      </w:r>
-      <w:proofErr w:type="gramEnd"/>
-      <w:r>
-        <w:rPr>
-          <w:i/>
-        </w:rPr>
-        <w:t>marque una opción)</w:t>
+        <w:t>(marque una opción)</w:t>
       </w:r>
       <w:r>
         <w:t xml:space="preserve"> </w:t>
@@ -579,7 +578,6 @@
         <w:tblCellMar>
           <w:top w:w="63" w:type="dxa"/>
           <w:left w:w="72" w:type="dxa"/>
-          <w:bottom w:w="0" w:type="dxa"/>
           <w:right w:w="73" w:type="dxa"/>
         </w:tblCellMar>
         <w:tblLook w:val="04A0" w:firstRow="1" w:lastRow="0" w:firstColumn="1" w:lastColumn="0" w:noHBand="0" w:noVBand="1"/>
@@ -627,19 +625,11 @@
               <w:spacing w:after="0"/>
               <w:ind w:left="0" w:firstLine="0"/>
             </w:pPr>
-            <w:proofErr w:type="spellStart"/>
             <w:r>
               <w:rPr>
                 <w:i/>
               </w:rPr>
-              <w:t>ChatGPT</w:t>
-            </w:r>
-            <w:proofErr w:type="spellEnd"/>
-            <w:r>
-              <w:rPr>
-                <w:i/>
-              </w:rPr>
-              <w:t xml:space="preserve"> 5.4 y Claude (Sonnet 4.6)</w:t>
+              <w:t>ChatGPT 5.4 y Claude (Sonnet 4.6)</w:t>
             </w:r>
             <w:r>
               <w:t xml:space="preserve"> </w:t>
@@ -690,7 +680,49 @@
               <w:rPr>
                 <w:i/>
               </w:rPr>
-              <w:t>01.05.2026 – 07.05.2026</w:t>
+              <w:t>08</w:t>
+            </w:r>
+            <w:r>
+              <w:rPr>
+                <w:i/>
+              </w:rPr>
+              <w:t>.0</w:t>
+            </w:r>
+            <w:r>
+              <w:rPr>
+                <w:i/>
+              </w:rPr>
+              <w:t>6</w:t>
+            </w:r>
+            <w:r>
+              <w:rPr>
+                <w:i/>
+              </w:rPr>
+              <w:t xml:space="preserve">.2026 – </w:t>
+            </w:r>
+            <w:r>
+              <w:rPr>
+                <w:i/>
+              </w:rPr>
+              <w:t>21</w:t>
+            </w:r>
+            <w:r>
+              <w:rPr>
+                <w:i/>
+              </w:rPr>
+              <w:t>.</w:t>
+            </w:r>
+            <w:r>
+              <w:rPr>
+                <w:i/>
+              </w:rPr>
+              <w:t>06</w:t>
+            </w:r>
+            <w:r>
+              <w:rPr>
+                <w:i/>
+              </w:rPr>
+              <w:t>.2026</w:t>
             </w:r>
             <w:r>
               <w:t xml:space="preserve"> </w:t>
@@ -741,21 +773,7 @@
               <w:rPr>
                 <w:i/>
               </w:rPr>
-              <w:t xml:space="preserve">Bernardo </w:t>
-            </w:r>
-            <w:proofErr w:type="spellStart"/>
-            <w:r>
-              <w:rPr>
-                <w:i/>
-              </w:rPr>
-              <w:t>Caprile</w:t>
-            </w:r>
-            <w:proofErr w:type="spellEnd"/>
-            <w:r>
-              <w:rPr>
-                <w:i/>
-              </w:rPr>
-              <w:t>, Pedro Valenzuela, Felipe Vicencio y Lukas Wolff</w:t>
+              <w:t>Bernardo Caprile, Pedro Valenzuela, Felipe Vicencio y Lukas Wolff</w:t>
             </w:r>
             <w:r>
               <w:t xml:space="preserve"> </w:t>
@@ -858,21 +876,7 @@
               <w:rPr>
                 <w:i/>
               </w:rPr>
-              <w:t xml:space="preserve">La redacción se integró directamente al igual que los códigos </w:t>
-            </w:r>
-            <w:proofErr w:type="spellStart"/>
-            <w:r>
-              <w:rPr>
-                <w:i/>
-              </w:rPr>
-              <w:t>pyhton</w:t>
-            </w:r>
-            <w:proofErr w:type="spellEnd"/>
-            <w:r>
-              <w:rPr>
-                <w:i/>
-              </w:rPr>
-              <w:t>. Para la información necesaria, se preguntó a la IA para luego redirigirse a páginas formales.</w:t>
+              <w:t>La redacción se integró directamente al igual que los códigos pyhton. Para la información necesaria, se preguntó a la IA para luego redirigirse a páginas formales.</w:t>
             </w:r>
             <w:r>
               <w:t xml:space="preserve"> </w:t>
@@ -1107,40 +1111,55 @@
               </wp:anchor>
             </w:drawing>
           </mc:Choice>
-          <mc:Fallback xmlns:a="http://schemas.openxmlformats.org/drawingml/2006/main">
+          <mc:Fallback>
             <w:pict>
-              <v:group id="Group 1886" style="width:76.79pt;height:33.2643pt;position:absolute;mso-position-horizontal-relative:text;mso-position-horizontal:absolute;margin-left:101.504pt;mso-position-vertical-relative:text;margin-top:2.55923pt;" coordsize="9752,4224">
-                <v:shape id="Picture 9" style="position:absolute;width:8320;height:4020;left:135;top:0;" filled="f">
-                  <v:imagedata r:id="rId8"/>
+              <v:group w14:anchorId="090C9477" id="Group 1886" o:spid="_x0000_s1026" style="position:absolute;left:0;text-align:left;margin-left:101.5pt;margin-top:2.55pt;width:76.8pt;height:33.25pt;z-index:251660288" coordsize="9752,4224" o:gfxdata="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">
+                <v:shapetype id="_x0000_t75" coordsize="21600,21600" o:spt="75" o:preferrelative="t" path="m@4@5l@4@11@9@11@9@5xe" filled="f" stroked="f">
+                  <v:stroke joinstyle="miter"/>
+                  <v:formulas>
+                    <v:f eqn="if lineDrawn pixelLineWidth 0"/>
+                    <v:f eqn="sum @0 1 0"/>
+                    <v:f eqn="sum 0 0 @1"/>
+                    <v:f eqn="prod @2 1 2"/>
+                    <v:f eqn="prod @3 21600 pixelWidth"/>
+                    <v:f eqn="prod @3 21600 pixelHeight"/>
+                    <v:f eqn="sum @0 0 1"/>
+                    <v:f eqn="prod @6 1 2"/>
+                    <v:f eqn="prod @7 21600 pixelWidth"/>
+                    <v:f eqn="sum @8 21600 0"/>
+                    <v:f eqn="prod @7 21600 pixelHeight"/>
+                    <v:f eqn="sum @10 21600 0"/>
+                  </v:formulas>
+                  <v:path o:extrusionok="f" gradientshapeok="t" o:connecttype="rect"/>
+                  <o:lock v:ext="edit" aspectratio="t"/>
+                </v:shapetype>
+                <v:shape id="Picture 9" o:spid="_x0000_s1027" type="#_x0000_t75" style="position:absolute;left:135;width:8321;height:4020;visibility:visible;mso-wrap-style:square" o:gfxdata="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">
+                  <v:imagedata r:id="rId8" o:title=""/>
                 </v:shape>
-                <v:rect id="Rectangle 202" style="position:absolute;width:12652;height:1143;left:0;top:3365;" filled="f" stroked="f">
+                <v:rect id="Rectangle 202" o:spid="_x0000_s1028" style="position:absolute;top:3365;width:12652;height:1143;visibility:visible;mso-wrap-style:square;v-text-anchor:top" o:gfxdata="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" filled="f" stroked="f">
                   <v:textbox inset="0,0,0,0">
                     <w:txbxContent>
                       <w:p>
                         <w:pPr>
-                          <w:spacing w:before="0" w:after="160" w:line="259" w:lineRule="auto"/>
+                          <w:spacing w:after="160"/>
                           <w:ind w:left="0" w:firstLine="0"/>
                         </w:pPr>
                         <w:r>
-                          <w:rPr/>
-                          <w:t xml:space="preserve">____________________</w:t>
+                          <w:t>____________________</w:t>
                         </w:r>
                       </w:p>
                     </w:txbxContent>
                   </v:textbox>
                 </v:rect>
-                <v:rect id="Rectangle 203" style="position:absolute;width:314;height:1391;left:9516;top:3178;" filled="f" stroked="f">
+                <v:rect id="Rectangle 203" o:spid="_x0000_s1029" style="position:absolute;left:9516;top:3178;width:314;height:1391;visibility:visible;mso-wrap-style:square;v-text-anchor:top" o:gfxdata="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" filled="f" stroked="f">
                   <v:textbox inset="0,0,0,0">
                     <w:txbxContent>
                       <w:p>
                         <w:pPr>
-                          <w:spacing w:before="0" w:after="160" w:line="259" w:lineRule="auto"/>
+                          <w:spacing w:after="160"/>
                           <w:ind w:left="0" w:firstLine="0"/>
                         </w:pPr>
                         <w:r>
-                          <w:rPr>
-                            <w:rFonts w:cs="Times New Roman" w:hAnsi="Times New Roman" w:eastAsia="Times New Roman" w:ascii="Times New Roman"/>
-                          </w:rPr>
                           <w:t xml:space="preserve"> </w:t>
                         </w:r>
                       </w:p>
@@ -4114,15 +4133,7 @@
         <w:ind w:left="14"/>
       </w:pPr>
       <w:r>
-        <w:t xml:space="preserve">Bernardo </w:t>
-      </w:r>
-      <w:proofErr w:type="spellStart"/>
-      <w:r>
-        <w:t>Caprile</w:t>
-      </w:r>
-      <w:proofErr w:type="spellEnd"/>
-      <w:r>
-        <w:t xml:space="preserve"> </w:t>
+        <w:t xml:space="preserve">Bernardo Caprile </w:t>
       </w:r>
     </w:p>
     <w:p>
